--- a/frontend/e2e/fixtures/demo-retail-letterhead-seed.docx
+++ b/frontend/e2e/fixtures/demo-retail-letterhead-seed.docx
@@ -3,10 +3,227 @@
 <w:document xmlns:w="http://schemas.openxmlformats.org/wordprocessingml/2006/main">
   <w:body>
     <w:p>
+      <w:pPr>
+        <w:jc w:val="center"/>
+      </w:pPr>
       <w:r>
+        <w:rPr>
+          <w:b w:val="on"/>
+          <w:sz w:val="28"/>
+          <w:color w:val="006633"/>
+          <w:rFonts w:ascii="Calibri" w:hAnsi="Calibri" w:cs="Calibri" w:eastAsia="Calibri"/>
+        </w:rPr>
+        <w:t>Customer Correspondence</w:t>
+      </w:r>
+    </w:p>
+    <w:p>
+      <w:r>
+        <w:rPr>
+          <w:rFonts w:ascii="Calibri" w:hAnsi="Calibri" w:cs="Calibri" w:eastAsia="Calibri"/>
+        </w:rPr>
         <w:t>Dear {{anchor:HEADER}} customer</w:t>
       </w:r>
     </w:p>
+    <w:sectPr>
+      <main:headerReference xmlns:main="http://schemas.openxmlformats.org/wordprocessingml/2006/main" xmlns:rel="http://schemas.openxmlformats.org/officeDocument/2006/relationships" main:type="default" rel:id="rId3"/>
+      <main:footerReference xmlns:main="http://schemas.openxmlformats.org/wordprocessingml/2006/main" xmlns:rel="http://schemas.openxmlformats.org/officeDocument/2006/relationships" main:type="default" rel:id="rId4"/>
+      <main:pgSz xmlns:main="http://schemas.openxmlformats.org/wordprocessingml/2006/main" main:w="11906" main:h="16838"/>
+      <main:pgMar xmlns:main="http://schemas.openxmlformats.org/wordprocessingml/2006/main" main:top="1440" main:bottom="1440" main:left="1440" main:right="1440" main:header="708" main:footer="708" main:gutter="0"/>
+    </w:sectPr>
   </w:body>
 </w:document>
+</file>
+
+<file path=word/footer1.xml><?xml version="1.0" encoding="utf-8"?>
+<w:ftr xmlns:w="http://schemas.openxmlformats.org/wordprocessingml/2006/main">
+  <w:p>
+    <w:pPr>
+      <w:jc w:val="left"/>
+    </w:pPr>
+    <w:r>
+      <w:rPr>
+        <w:sz w:val="14"/>
+        <w:color w:val="666666"/>
+        <w:rFonts w:ascii="Calibri" w:hAnsi="Calibri" w:cs="Calibri" w:eastAsia="Calibri"/>
+      </w:rPr>
+      <w:t>Customer Service: 0800 123 4567  |  42 High Street, Manchester M1 1AA  |  FSCS protected deposits</w:t>
+    </w:r>
+  </w:p>
+  <w:p>
+    <w:pPr>
+      <w:jc w:val="center"/>
+    </w:pPr>
+    <w:r>
+      <w:rPr>
+        <w:sz w:val="16"/>
+        <w:rFonts w:ascii="Calibri" w:hAnsi="Calibri" w:cs="Calibri" w:eastAsia="Calibri"/>
+      </w:rPr>
+      <w:t xml:space="preserve">Document Page </w:t>
+    </w:r>
+    <w:r>
+      <w:fldChar w:fldCharType="begin"/>
+    </w:r>
+    <w:r>
+      <w:instrText> PAGE \* MERGEFORMAT </w:instrText>
+    </w:r>
+    <w:r>
+      <w:fldChar w:fldCharType="separate"/>
+    </w:r>
+    <w:r>
+      <w:t>1</w:t>
+    </w:r>
+    <w:r>
+      <w:fldChar w:fldCharType="end"/>
+    </w:r>
+    <w:r>
+      <w:rPr>
+        <w:sz w:val="16"/>
+        <w:rFonts w:ascii="Calibri" w:hAnsi="Calibri" w:cs="Calibri" w:eastAsia="Calibri"/>
+      </w:rPr>
+      <w:t xml:space="preserve"> of </w:t>
+    </w:r>
+    <w:r>
+      <w:fldChar w:fldCharType="begin"/>
+    </w:r>
+    <w:r>
+      <w:instrText> NUMPAGES \* MERGEFORMAT </w:instrText>
+    </w:r>
+    <w:r>
+      <w:fldChar w:fldCharType="separate"/>
+    </w:r>
+    <w:r>
+      <w:t>1</w:t>
+    </w:r>
+    <w:r>
+      <w:fldChar w:fldCharType="end"/>
+    </w:r>
+  </w:p>
+</w:ftr>
+</file>
+
+<file path=word/header1.xml><?xml version="1.0" encoding="utf-8"?>
+<w:hdr xmlns:w="http://schemas.openxmlformats.org/wordprocessingml/2006/main">
+  <w:p>
+    <w:pPr>
+      <w:jc w:val="left"/>
+    </w:pPr>
+    <w:r>
+      <w:rPr>
+        <w:b w:val="on"/>
+        <w:sz w:val="18"/>
+        <w:color w:val="006633"/>
+        <w:rFonts w:ascii="Calibri" w:hAnsi="Calibri" w:cs="Calibri" w:eastAsia="Calibri"/>
+      </w:rPr>
+      <w:t>Meridian Retail Banking — Customer Correspondence</w:t>
+    </w:r>
+  </w:p>
+</w:hdr>
+</file>
+
+<file path=word/styles.xml><?xml version="1.0" encoding="utf-8"?>
+<w:styles xmlns:w="http://schemas.openxmlformats.org/wordprocessingml/2006/main">
+  <w:docDefaults>
+    <w:rPrDefault>
+      <w:rPr>
+        <w:rFonts w:ascii="Calibri" w:hAnsi="Calibri" w:cs="Calibri" w:eastAsia="Calibri"/>
+        <w:sz w:val="22"/>
+        <w:szCs w:val="22"/>
+        <w:color w:val="000000"/>
+        <w:lang w:val="en-US" w:bidi="en-US"/>
+      </w:rPr>
+    </w:rPrDefault>
+    <w:pPrDefault>
+      <w:pPr/>
+    </w:pPrDefault>
+  </w:docDefaults>
+  <w:style w:type="paragraph" w:styleId="Normal" w:default="true">
+    <w:name w:val="Normal"/>
+    <w:qFormat/>
+    <w:rPr>
+      <w:rFonts w:ascii="Calibri" w:hAnsi="Calibri" w:cs="Calibri" w:eastAsia="Calibri"/>
+      <w:sz w:val="22"/>
+      <w:szCs w:val="22"/>
+      <w:color w:val="000000"/>
+      <w:lang w:val="en-US"/>
+    </w:rPr>
+  </w:style>
+  <w:style w:type="paragraph" w:styleId="Heading1">
+    <w:name w:val="Heading1"/>
+    <w:qFormat/>
+    <w:rPr>
+      <w:sz w:val="32"/>
+      <w:rFonts w:ascii="Cambria" w:hAnsi="Cambria" w:cs="Cambria"/>
+      <w:b/>
+    </w:rPr>
+  </w:style>
+  <w:style w:type="paragraph" w:styleId="Heading2">
+    <w:name w:val="Heading2"/>
+    <w:qFormat/>
+    <w:rPr>
+      <w:sz w:val="28"/>
+      <w:rFonts w:ascii="Cambria" w:hAnsi="Cambria" w:cs="Cambria"/>
+      <w:b/>
+    </w:rPr>
+  </w:style>
+  <w:style w:type="paragraph" w:styleId="Heading3">
+    <w:name w:val="Heading3"/>
+    <w:qFormat/>
+    <w:rPr>
+      <w:sz w:val="24"/>
+      <w:rFonts w:ascii="Cambria" w:hAnsi="Cambria" w:cs="Cambria"/>
+      <w:b/>
+    </w:rPr>
+  </w:style>
+  <w:style w:type="paragraph" w:styleId="ClauseBody">
+    <w:name w:val="ClauseBody"/>
+    <w:qFormat/>
+    <w:rPr>
+      <w:sz w:val="20"/>
+      <w:rFonts w:ascii="Calibri" w:hAnsi="Calibri" w:cs="Calibri"/>
+    </w:rPr>
+  </w:style>
+  <w:style w:type="paragraph" w:styleId="DefinedTerm">
+    <w:name w:val="DefinedTerm"/>
+    <w:qFormat/>
+    <w:rPr>
+      <w:sz w:val="20"/>
+      <w:rFonts w:ascii="Calibri" w:hAnsi="Calibri" w:cs="Calibri"/>
+      <w:b/>
+    </w:rPr>
+  </w:style>
+  <w:style w:type="paragraph" w:styleId="TableHeader">
+    <w:name w:val="TableHeader"/>
+    <w:qFormat/>
+    <w:rPr>
+      <w:sz w:val="20"/>
+      <w:rFonts w:ascii="Calibri" w:hAnsi="Calibri" w:cs="Calibri"/>
+      <w:b/>
+    </w:rPr>
+  </w:style>
+  <w:style w:type="paragraph" w:styleId="ScheduleTitle">
+    <w:name w:val="ScheduleTitle"/>
+    <w:qFormat/>
+    <w:rPr>
+      <w:sz w:val="26"/>
+      <w:rFonts w:ascii="Cambria" w:hAnsi="Cambria" w:cs="Cambria"/>
+      <w:b/>
+    </w:rPr>
+  </w:style>
+  <w:style w:type="paragraph" w:styleId="SignatureBlock">
+    <w:name w:val="SignatureBlock"/>
+    <w:qFormat/>
+    <w:rPr>
+      <w:sz w:val="20"/>
+      <w:rFonts w:ascii="Calibri" w:hAnsi="Calibri" w:cs="Calibri"/>
+    </w:rPr>
+  </w:style>
+  <w:style w:type="paragraph" w:styleId="DisclaimerBody">
+    <w:name w:val="DisclaimerBody"/>
+    <w:qFormat/>
+    <w:rPr>
+      <w:sz w:val="16"/>
+      <w:rFonts w:ascii="Calibri" w:hAnsi="Calibri" w:cs="Calibri"/>
+    </w:rPr>
+  </w:style>
+</w:styles>
 </file>
--- a/frontend/e2e/fixtures/demo-retail-letterhead-seed.docx
+++ b/frontend/e2e/fixtures/demo-retail-letterhead-seed.docx
@@ -126,8 +126,8 @@
     <w:rPrDefault>
       <w:rPr>
         <w:rFonts w:ascii="Calibri" w:hAnsi="Calibri" w:cs="Calibri" w:eastAsia="Calibri"/>
-        <w:sz w:val="22"/>
-        <w:szCs w:val="22"/>
+        <w:sz w:val="20"/>
+        <w:szCs w:val="20"/>
         <w:color w:val="000000"/>
         <w:lang w:val="en-US" w:bidi="en-US"/>
       </w:rPr>
@@ -141,8 +141,8 @@
     <w:qFormat/>
     <w:rPr>
       <w:rFonts w:ascii="Calibri" w:hAnsi="Calibri" w:cs="Calibri" w:eastAsia="Calibri"/>
-      <w:sz w:val="22"/>
-      <w:szCs w:val="22"/>
+      <w:sz w:val="20"/>
+      <w:szCs w:val="20"/>
       <w:color w:val="000000"/>
       <w:lang w:val="en-US"/>
     </w:rPr>
@@ -152,7 +152,7 @@
     <w:qFormat/>
     <w:rPr>
       <w:sz w:val="32"/>
-      <w:rFonts w:ascii="Cambria" w:hAnsi="Cambria" w:cs="Cambria"/>
+      <w:rFonts w:ascii="Cambria" w:hAnsi="Cambria" w:cs="Cambria" w:eastAsia="Cambria"/>
       <w:b/>
     </w:rPr>
   </w:style>
@@ -161,7 +161,7 @@
     <w:qFormat/>
     <w:rPr>
       <w:sz w:val="28"/>
-      <w:rFonts w:ascii="Cambria" w:hAnsi="Cambria" w:cs="Cambria"/>
+      <w:rFonts w:ascii="Cambria" w:hAnsi="Cambria" w:cs="Cambria" w:eastAsia="Cambria"/>
       <w:b/>
     </w:rPr>
   </w:style>
@@ -170,7 +170,7 @@
     <w:qFormat/>
     <w:rPr>
       <w:sz w:val="24"/>
-      <w:rFonts w:ascii="Cambria" w:hAnsi="Cambria" w:cs="Cambria"/>
+      <w:rFonts w:ascii="Cambria" w:hAnsi="Cambria" w:cs="Cambria" w:eastAsia="Cambria"/>
       <w:b/>
     </w:rPr>
   </w:style>
@@ -179,7 +179,7 @@
     <w:qFormat/>
     <w:rPr>
       <w:sz w:val="20"/>
-      <w:rFonts w:ascii="Calibri" w:hAnsi="Calibri" w:cs="Calibri"/>
+      <w:rFonts w:ascii="Calibri" w:hAnsi="Calibri" w:cs="Calibri" w:eastAsia="Calibri"/>
     </w:rPr>
   </w:style>
   <w:style w:type="paragraph" w:styleId="DefinedTerm">
@@ -187,7 +187,7 @@
     <w:qFormat/>
     <w:rPr>
       <w:sz w:val="20"/>
-      <w:rFonts w:ascii="Calibri" w:hAnsi="Calibri" w:cs="Calibri"/>
+      <w:rFonts w:ascii="Calibri" w:hAnsi="Calibri" w:cs="Calibri" w:eastAsia="Calibri"/>
       <w:b/>
     </w:rPr>
   </w:style>
@@ -196,7 +196,7 @@
     <w:qFormat/>
     <w:rPr>
       <w:sz w:val="20"/>
-      <w:rFonts w:ascii="Calibri" w:hAnsi="Calibri" w:cs="Calibri"/>
+      <w:rFonts w:ascii="Calibri" w:hAnsi="Calibri" w:cs="Calibri" w:eastAsia="Calibri"/>
       <w:b/>
     </w:rPr>
   </w:style>
@@ -205,7 +205,7 @@
     <w:qFormat/>
     <w:rPr>
       <w:sz w:val="26"/>
-      <w:rFonts w:ascii="Cambria" w:hAnsi="Cambria" w:cs="Cambria"/>
+      <w:rFonts w:ascii="Cambria" w:hAnsi="Cambria" w:cs="Cambria" w:eastAsia="Cambria"/>
       <w:b/>
     </w:rPr>
   </w:style>
@@ -214,7 +214,7 @@
     <w:qFormat/>
     <w:rPr>
       <w:sz w:val="20"/>
-      <w:rFonts w:ascii="Calibri" w:hAnsi="Calibri" w:cs="Calibri"/>
+      <w:rFonts w:ascii="Calibri" w:hAnsi="Calibri" w:cs="Calibri" w:eastAsia="Calibri"/>
     </w:rPr>
   </w:style>
   <w:style w:type="paragraph" w:styleId="DisclaimerBody">
@@ -222,7 +222,7 @@
     <w:qFormat/>
     <w:rPr>
       <w:sz w:val="16"/>
-      <w:rFonts w:ascii="Calibri" w:hAnsi="Calibri" w:cs="Calibri"/>
+      <w:rFonts w:ascii="Calibri" w:hAnsi="Calibri" w:cs="Calibri" w:eastAsia="Calibri"/>
     </w:rPr>
   </w:style>
 </w:styles>

--- a/frontend/e2e/fixtures/demo-retail-letterhead-seed.docx
+++ b/frontend/e2e/fixtures/demo-retail-letterhead-seed.docx
@@ -20,6 +20,15 @@
       <w:r>
         <w:rPr>
           <w:rFonts w:ascii="Calibri" w:hAnsi="Calibri" w:cs="Calibri" w:eastAsia="Calibri"/>
+          <w:sz w:val="20"/>
+        </w:rPr>
+        <w:t>Meridian Everyday Current Account — correspondence confirmation</w:t>
+      </w:r>
+    </w:p>
+    <w:p>
+      <w:r>
+        <w:rPr>
+          <w:rFonts w:ascii="Calibri" w:hAnsi="Calibri" w:cs="Calibri" w:eastAsia="Calibri"/>
         </w:rPr>
         <w:t>Dear {{anchor:HEADER}} customer</w:t>
       </w:r>

--- a/frontend/e2e/fixtures/demo-retail-letterhead-seed.docx
+++ b/frontend/e2e/fixtures/demo-retail-letterhead-seed.docx
@@ -161,7 +161,7 @@
     <w:qFormat/>
     <w:rPr>
       <w:sz w:val="32"/>
-      <w:rFonts w:ascii="Cambria" w:hAnsi="Cambria" w:cs="Cambria" w:eastAsia="Cambria"/>
+      <w:rFonts w:ascii="Cambria" w:hAnsi="Cambria" w:cs="Cambria" w:eastAsia="Noto Sans CJK SC"/>
       <w:b/>
     </w:rPr>
   </w:style>
@@ -170,7 +170,7 @@
     <w:qFormat/>
     <w:rPr>
       <w:sz w:val="28"/>
-      <w:rFonts w:ascii="Cambria" w:hAnsi="Cambria" w:cs="Cambria" w:eastAsia="Cambria"/>
+      <w:rFonts w:ascii="Cambria" w:hAnsi="Cambria" w:cs="Cambria" w:eastAsia="Noto Sans CJK SC"/>
       <w:b/>
     </w:rPr>
   </w:style>
@@ -179,16 +179,19 @@
     <w:qFormat/>
     <w:rPr>
       <w:sz w:val="24"/>
-      <w:rFonts w:ascii="Cambria" w:hAnsi="Cambria" w:cs="Cambria" w:eastAsia="Cambria"/>
+      <w:rFonts w:ascii="Cambria" w:hAnsi="Cambria" w:cs="Cambria" w:eastAsia="Noto Sans CJK SC"/>
       <w:b/>
     </w:rPr>
   </w:style>
   <w:style w:type="paragraph" w:styleId="ClauseBody">
     <w:name w:val="ClauseBody"/>
     <w:qFormat/>
-    <w:rPr>
-      <w:sz w:val="20"/>
-      <w:rFonts w:ascii="Calibri" w:hAnsi="Calibri" w:cs="Calibri" w:eastAsia="Calibri"/>
+    <w:pPr>
+      <w:spacing w:after="120"/>
+    </w:pPr>
+    <w:rPr>
+      <w:sz w:val="20"/>
+      <w:rFonts w:ascii="Calibri" w:hAnsi="Calibri" w:cs="Calibri" w:eastAsia="Noto Sans CJK SC"/>
     </w:rPr>
   </w:style>
   <w:style w:type="paragraph" w:styleId="DefinedTerm">
@@ -196,7 +199,7 @@
     <w:qFormat/>
     <w:rPr>
       <w:sz w:val="20"/>
-      <w:rFonts w:ascii="Calibri" w:hAnsi="Calibri" w:cs="Calibri" w:eastAsia="Calibri"/>
+      <w:rFonts w:ascii="Calibri" w:hAnsi="Calibri" w:cs="Calibri" w:eastAsia="Noto Sans CJK SC"/>
       <w:b/>
     </w:rPr>
   </w:style>
@@ -205,7 +208,7 @@
     <w:qFormat/>
     <w:rPr>
       <w:sz w:val="20"/>
-      <w:rFonts w:ascii="Calibri" w:hAnsi="Calibri" w:cs="Calibri" w:eastAsia="Calibri"/>
+      <w:rFonts w:ascii="Calibri" w:hAnsi="Calibri" w:cs="Calibri" w:eastAsia="Noto Sans CJK SC"/>
       <w:b/>
     </w:rPr>
   </w:style>
@@ -214,16 +217,19 @@
     <w:qFormat/>
     <w:rPr>
       <w:sz w:val="26"/>
-      <w:rFonts w:ascii="Cambria" w:hAnsi="Cambria" w:cs="Cambria" w:eastAsia="Cambria"/>
+      <w:rFonts w:ascii="Cambria" w:hAnsi="Cambria" w:cs="Cambria" w:eastAsia="Noto Sans CJK SC"/>
       <w:b/>
     </w:rPr>
   </w:style>
   <w:style w:type="paragraph" w:styleId="SignatureBlock">
     <w:name w:val="SignatureBlock"/>
     <w:qFormat/>
-    <w:rPr>
-      <w:sz w:val="20"/>
-      <w:rFonts w:ascii="Calibri" w:hAnsi="Calibri" w:cs="Calibri" w:eastAsia="Calibri"/>
+    <w:pPr>
+      <w:spacing w:before="240" w:after="120"/>
+    </w:pPr>
+    <w:rPr>
+      <w:sz w:val="20"/>
+      <w:rFonts w:ascii="Calibri" w:hAnsi="Calibri" w:cs="Calibri" w:eastAsia="Noto Sans CJK SC"/>
     </w:rPr>
   </w:style>
   <w:style w:type="paragraph" w:styleId="DisclaimerBody">
